--- a/Trabalho_Final_EcoTech.docx
+++ b/Trabalho_Final_EcoTech.docx
@@ -538,6 +538,22 @@
         <w:t>A implementação da plataforma EcoTech resultou em uma aplicação web completa e funcional, desenvolvida com React 19, Vite e Tailwind CSS v4, apresentando um design moderno com tema escuro e acentos em ciano e roxo para uma experiência visual contemporânea e acessível.</w:t>
       </w:r>
     </w:p>
+    <w:p>
+      <w:r>
+        <w:rPr>
+          <w:b/>
+        </w:rPr>
+        <w:t xml:space="preserve">Aplicação disponível online: </w:t>
+      </w:r>
+      <w:r>
+        <w:rPr>
+          <w:color w:val="008B8B"/>
+          <w:u w:val="single"/>
+        </w:rPr>
+        <w:t>https://extendedact.netlify.app</w:t>
+      </w:r>
+    </w:p>
+    <w:p/>
     <w:p>
       <w:r>
         <w:rPr>
